--- a/Articles/2026-09-28_Set_01/003_What_Is_a_Second_Mover_Advantage.docx
+++ b/Articles/2026-09-28_Set_01/003_What_Is_a_Second_Mover_Advantage.docx
@@ -4,82 +4,8 @@
   <w:body>
     <w:p>
       <w:pPr>
-        <w:spacing w:after="60" w:before="200"/>
-      </w:pPr>
-      <w:r>
-        <w:rPr>
-          <w:rFonts w:ascii="Georgia" w:cs="Georgia" w:eastAsia="Georgia" w:hAnsi="Georgia"/>
-          <w:b/>
-          <w:bCs/>
-          <w:color w:val="444444"/>
-          <w:sz w:val="20"/>
-          <w:szCs w:val="20"/>
-        </w:rPr>
-        <w:t xml:space="preserve">SEO Title</w:t>
-      </w:r>
-    </w:p>
-    <w:p>
-      <w:pPr>
-        <w:spacing w:after="200"/>
-      </w:pPr>
-      <w:r>
-        <w:rPr>
-          <w:rFonts w:ascii="Georgia" w:cs="Georgia" w:eastAsia="Georgia" w:hAnsi="Georgia"/>
-          <w:sz w:val="23"/>
-          <w:szCs w:val="23"/>
-        </w:rPr>
-        <w:t xml:space="preserve">What Is a Second Mover Advantage in Business?</w:t>
-      </w:r>
-    </w:p>
-    <w:p>
-      <w:pPr>
-        <w:spacing w:after="60" w:before="200"/>
-      </w:pPr>
-      <w:r>
-        <w:rPr>
-          <w:rFonts w:ascii="Georgia" w:cs="Georgia" w:eastAsia="Georgia" w:hAnsi="Georgia"/>
-          <w:b/>
-          <w:bCs/>
-          <w:color w:val="444444"/>
-          <w:sz w:val="20"/>
-          <w:szCs w:val="20"/>
-        </w:rPr>
-        <w:t xml:space="preserve">Meta Description</w:t>
-      </w:r>
-    </w:p>
-    <w:p>
-      <w:pPr>
-        <w:spacing w:after="200"/>
-      </w:pPr>
-      <w:r>
-        <w:rPr>
-          <w:rFonts w:ascii="Georgia" w:cs="Georgia" w:eastAsia="Georgia" w:hAnsi="Georgia"/>
-          <w:sz w:val="23"/>
-          <w:szCs w:val="23"/>
-        </w:rPr>
-        <w:t xml:space="preserve">Being first to market isn't always the winning move. Here's how second movers use a pioneer's mistakes to build a stronger, longer-lasting business.</w:t>
-      </w:r>
-    </w:p>
-    <w:p>
-      <w:pPr>
-        <w:spacing w:after="60" w:before="200"/>
-      </w:pPr>
-      <w:r>
-        <w:rPr>
-          <w:rFonts w:ascii="Georgia" w:cs="Georgia" w:eastAsia="Georgia" w:hAnsi="Georgia"/>
-          <w:b/>
-          <w:bCs/>
-          <w:color w:val="444444"/>
-          <w:sz w:val="20"/>
-          <w:szCs w:val="20"/>
-        </w:rPr>
-        <w:t xml:space="preserve">Article</w:t>
-      </w:r>
-    </w:p>
-    <w:p>
-      <w:pPr>
         <w:pStyle w:val="Heading1"/>
-        <w:spacing w:after="200" w:before="240"/>
+        <w:spacing w:after="200" w:before="0"/>
       </w:pPr>
       <w:r>
         <w:rPr>
@@ -220,196 +146,14 @@
     </w:p>
     <w:p>
       <w:pPr>
-        <w:pageBreakBefore/>
-      </w:pPr>
-    </w:p>
-    <w:p>
-      <w:pPr>
-        <w:spacing w:after="300"/>
-      </w:pPr>
-      <w:r>
-        <w:rPr>
-          <w:rFonts w:ascii="Georgia" w:cs="Georgia" w:eastAsia="Georgia" w:hAnsi="Georgia"/>
-          <w:b/>
-          <w:bCs/>
-          <w:i/>
-          <w:iCs/>
-          <w:color w:val="888888"/>
+        <w:spacing w:after="0" w:before="280"/>
+      </w:pPr>
+      <w:r>
+        <w:rPr>
+          <w:rFonts w:ascii="Georgia" w:cs="Georgia" w:eastAsia="Georgia" w:hAnsi="Georgia"/>
+          <w:color w:val="1F4E78"/>
           <w:sz w:val="22"/>
           <w:szCs w:val="22"/>
-        </w:rPr>
-        <w:t xml:space="preserve">PRODUCTION METADATA (not part of the published article)</w:t>
-      </w:r>
-    </w:p>
-    <w:p>
-      <w:pPr>
-        <w:spacing w:after="120" w:before="100"/>
-      </w:pPr>
-      <w:r>
-        <w:rPr>
-          <w:rFonts w:ascii="Georgia" w:cs="Georgia" w:eastAsia="Georgia" w:hAnsi="Georgia"/>
-          <w:b/>
-          <w:bCs/>
-          <w:color w:val="1F4E78"/>
-          <w:sz w:val="24"/>
-          <w:szCs w:val="24"/>
-        </w:rPr>
-        <w:t xml:space="preserve">MPLY Section / Placement</w:t>
-      </w:r>
-    </w:p>
-    <w:p>
-      <w:pPr>
-        <w:spacing w:after="200"/>
-      </w:pPr>
-      <w:r>
-        <w:rPr>
-          <w:rFonts w:ascii="Georgia" w:cs="Georgia" w:eastAsia="Georgia" w:hAnsi="Georgia"/>
-          <w:sz w:val="23"/>
-          <w:szCs w:val="23"/>
-        </w:rPr>
-        <w:t xml:space="preserve">MPLY Decision: Omit. No MPLY mention in this article.</w:t>
-      </w:r>
-    </w:p>
-    <w:p>
-      <w:pPr>
-        <w:spacing w:after="120" w:before="100"/>
-      </w:pPr>
-      <w:r>
-        <w:rPr>
-          <w:rFonts w:ascii="Georgia" w:cs="Georgia" w:eastAsia="Georgia" w:hAnsi="Georgia"/>
-          <w:b/>
-          <w:bCs/>
-          <w:color w:val="1F4E78"/>
-          <w:sz w:val="24"/>
-          <w:szCs w:val="24"/>
-        </w:rPr>
-        <w:t xml:space="preserve">Visual Decision</w:t>
-      </w:r>
-    </w:p>
-    <w:p>
-      <w:pPr>
-        <w:spacing w:after="200"/>
-      </w:pPr>
-      <w:r>
-        <w:rPr>
-          <w:rFonts w:ascii="Georgia" w:cs="Georgia" w:eastAsia="Georgia" w:hAnsi="Georgia"/>
-          <w:sz w:val="23"/>
-          <w:szCs w:val="23"/>
-        </w:rPr>
-        <w:t xml:space="preserve">Visual Decision: No</w:t>
-      </w:r>
-    </w:p>
-    <w:p>
-      <w:pPr>
-        <w:spacing w:after="120" w:before="100"/>
-      </w:pPr>
-      <w:r>
-        <w:rPr>
-          <w:rFonts w:ascii="Georgia" w:cs="Georgia" w:eastAsia="Georgia" w:hAnsi="Georgia"/>
-          <w:b/>
-          <w:bCs/>
-          <w:color w:val="1F4E78"/>
-          <w:sz w:val="24"/>
-          <w:szCs w:val="24"/>
-        </w:rPr>
-        <w:t xml:space="preserve">Internal Link Suggestions</w:t>
-      </w:r>
-    </w:p>
-    <w:p>
-      <w:pPr>
-        <w:pStyle w:val="ListParagraph"/>
-        <w:numPr>
-          <w:ilvl w:val="0"/>
-          <w:numId w:val="1"/>
-        </w:numPr>
-        <w:spacing w:after="100"/>
-      </w:pPr>
-      <w:r>
-        <w:rPr>
-          <w:rFonts w:ascii="Georgia" w:cs="Georgia" w:eastAsia="Georgia" w:hAnsi="Georgia"/>
-          <w:sz w:val="23"/>
-          <w:szCs w:val="23"/>
-        </w:rPr>
-        <w:t xml:space="preserve">Anchor: 'network effects' -&gt; Target article: Economic Moat Examples: How Durable Advantages Work</w:t>
-      </w:r>
-    </w:p>
-    <w:p>
-      <w:pPr>
-        <w:pStyle w:val="ListParagraph"/>
-        <w:numPr>
-          <w:ilvl w:val="0"/>
-          <w:numId w:val="1"/>
-        </w:numPr>
-        <w:spacing w:after="100"/>
-      </w:pPr>
-      <w:r>
-        <w:rPr>
-          <w:rFonts w:ascii="Georgia" w:cs="Georgia" w:eastAsia="Georgia" w:hAnsi="Georgia"/>
-          <w:sz w:val="23"/>
-          <w:szCs w:val="23"/>
-        </w:rPr>
-        <w:t xml:space="preserve">Anchor: 'switching costs' -&gt; Target article: What Are Switching Costs and Why Do They Matter</w:t>
-      </w:r>
-    </w:p>
-    <w:p>
-      <w:pPr>
-        <w:spacing w:after="120" w:before="100"/>
-      </w:pPr>
-      <w:r>
-        <w:rPr>
-          <w:rFonts w:ascii="Georgia" w:cs="Georgia" w:eastAsia="Georgia" w:hAnsi="Georgia"/>
-          <w:b/>
-          <w:bCs/>
-          <w:color w:val="1F4E78"/>
-          <w:sz w:val="24"/>
-          <w:szCs w:val="24"/>
-        </w:rPr>
-        <w:t xml:space="preserve">External Sources</w:t>
-      </w:r>
-    </w:p>
-    <w:p>
-      <w:pPr>
-        <w:pStyle w:val="ListParagraph"/>
-        <w:numPr>
-          <w:ilvl w:val="0"/>
-          <w:numId w:val="1"/>
-        </w:numPr>
-        <w:spacing w:after="100"/>
-      </w:pPr>
-      <w:r>
-        <w:rPr>
-          <w:rFonts w:ascii="Georgia" w:cs="Georgia" w:eastAsia="Georgia" w:hAnsi="Georgia"/>
-          <w:sz w:val="23"/>
-          <w:szCs w:val="23"/>
-        </w:rPr>
-        <w:t xml:space="preserve">Historical pattern of later entrants overtaking early pioneers in search, social networking, and smartphones is widely documented business history; no specific performance statistics or company financials were cited.</w:t>
-      </w:r>
-    </w:p>
-    <w:p>
-      <w:pPr>
-        <w:spacing w:after="120" w:before="100"/>
-      </w:pPr>
-      <w:r>
-        <w:rPr>
-          <w:rFonts w:ascii="Georgia" w:cs="Georgia" w:eastAsia="Georgia" w:hAnsi="Georgia"/>
-          <w:b/>
-          <w:bCs/>
-          <w:color w:val="1F4E78"/>
-          <w:sz w:val="24"/>
-          <w:szCs w:val="24"/>
-        </w:rPr>
-        <w:t xml:space="preserve">Social Hashtags</w:t>
-      </w:r>
-    </w:p>
-    <w:p>
-      <w:pPr>
-        <w:spacing w:after="200"/>
-      </w:pPr>
-      <w:r>
-        <w:rPr>
-          <w:rFonts w:ascii="Georgia" w:cs="Georgia" w:eastAsia="Georgia" w:hAnsi="Georgia"/>
-          <w:sz w:val="23"/>
-          <w:szCs w:val="23"/>
         </w:rPr>
         <w:t xml:space="preserve">#BusinessStrategy #CompetitiveAdvantage #Innovation</w:t>
       </w:r>

--- a/Articles/2026-09-28_Set_01/003_What_Is_a_Second_Mover_Advantage.docx
+++ b/Articles/2026-09-28_Set_01/003_What_Is_a_Second_Mover_Advantage.docx
@@ -99,7 +99,114 @@
           <w:sz w:val="23"/>
           <w:szCs w:val="23"/>
         </w:rPr>
-        <w:t xml:space="preserve">Search engines existed years before a dominant one emerged; the eventual market leader was not first, but built a faster, simpler, more accurate product once the category's problems were well understood. Social networks followed a similar pattern: earlier platforms proved that people wanted to connect online, and a later entrant won by fixing the design and privacy issues those earlier platforms struggled with. Smartphones followed the same arc. Touchscreen phones existed before the device that came to define the category; what changed was execution, not the underlying idea.</w:t>
+        <w:t xml:space="preserve">Search engines are the clearest case. AltaVista launched in December 1995 and became one of the dominant search tools of the mid-1990s, alongside Yahoo, Excite, and Lycos. Google did not launch until 1998, three years later, but its PageRank algorithm ranked pages by link popularity rather than raw keyword matching, and it did not suffer from the spam-cluttered results that increasingly plagued AltaVista as webmasters learned to game keyword-based rankings. By 2001, Google had captured roughly 85% of search market share. AltaVista, the pioneer, was acquired by Yahoo in 2003 and shut down in 2013.</w:t>
+      </w:r>
+    </w:p>
+    <w:p>
+      <w:pPr>
+        <w:spacing w:after="200"/>
+      </w:pPr>
+      <w:r>
+        <w:rPr>
+          <w:rFonts w:ascii="Georgia" w:cs="Georgia" w:eastAsia="Georgia" w:hAnsi="Georgia"/>
+          <w:sz w:val="23"/>
+          <w:szCs w:val="23"/>
+        </w:rPr>
+        <w:t xml:space="preserve">Social networks followed a similar, faster-moving pattern. Myspace, founded in 2003, was the dominant social network in the United States for several years. Facebook launched in 2004, a year later, and overtook Myspace in global unique visitors by April 2008 and in US users by May 2009. Facebook's advantage was largely about design and control: a simpler, more consistent profile format and a tighter approach to how content spread, at a point when Myspace's freeform customization had become cluttered and harder to navigate.</w:t>
+      </w:r>
+    </w:p>
+    <w:p>
+      <w:pPr>
+        <w:spacing w:after="200"/>
+      </w:pPr>
+      <w:r>
+        <w:rPr>
+          <w:rFonts w:ascii="Georgia" w:cs="Georgia" w:eastAsia="Georgia" w:hAnsi="Georgia"/>
+          <w:sz w:val="23"/>
+          <w:szCs w:val="23"/>
+        </w:rPr>
+        <w:t xml:space="preserve">Smartphones show the longest runway between pioneer and winner. IBM's Simon Personal Communicator, released in 1994, is generally credited as the first touchscreen smartphone, and later devices like the Palm Treo, Nokia 7710, and BlackBerry line built on that category through the 2000s. Apple's </w:t>
+      </w:r>
+      <w:r>
+        <w:rPr>
+          <w:rFonts w:ascii="Georgia" w:cs="Georgia" w:eastAsia="Georgia" w:hAnsi="Georgia"/>
+          <w:b/>
+          <w:bCs/>
+          <w:sz w:val="23"/>
+          <w:szCs w:val="23"/>
+        </w:rPr>
+        <w:t xml:space="preserve">iPhone</w:t>
+      </w:r>
+      <w:r>
+        <w:rPr>
+          <w:rFonts w:ascii="Georgia" w:cs="Georgia" w:eastAsia="Georgia" w:hAnsi="Georgia"/>
+          <w:sz w:val="23"/>
+          <w:szCs w:val="23"/>
+        </w:rPr>
+        <w:t xml:space="preserve"> did not arrive until June 2007, thirteen years after IBM Simon, but it combined a capacitive multi-touch screen, a full mobile web browser, and, a year later, an app store into one product. What made the iPhone the category-defining device was not the idea of a touchscreen phone, which had existed for over a decade, but execution: interface design, developer ecosystem, and integration that the earlier entrants had not put together.</w:t>
+      </w:r>
+    </w:p>
+    <w:p>
+      <w:pPr>
+        <w:spacing w:after="80" w:before="200"/>
+        <w:jc w:val="center"/>
+      </w:pPr>
+      <w:r>
+        <w:drawing>
+          <wp:inline distT="0" distB="0" distL="0" distR="0">
+            <wp:extent cx="5486400" cy="3429000"/>
+            <wp:effectExtent t="0" r="0" b="0" l="0"/>
+            <wp:docPr id="1" name="" descr="" title=""/>
+            <wp:cNvGraphicFramePr>
+              <a:graphicFrameLocks xmlns:a="http://schemas.openxmlformats.org/drawingml/2006/main" noChangeAspect="1"/>
+            </wp:cNvGraphicFramePr>
+            <a:graphic xmlns:a="http://schemas.openxmlformats.org/drawingml/2006/main">
+              <a:graphicData uri="http://schemas.openxmlformats.org/drawingml/2006/picture">
+                <pic:pic xmlns:pic="http://schemas.openxmlformats.org/drawingml/2006/picture">
+                  <pic:nvPicPr>
+                    <pic:cNvPr id="0" name="" descr=""/>
+                    <pic:cNvPicPr>
+                      <a:picLocks noChangeAspect="1" noChangeArrowheads="1"/>
+                    </pic:cNvPicPr>
+                  </pic:nvPicPr>
+                  <pic:blipFill>
+                    <a:blip r:embed="rId7" cstate="none"/>
+                    <a:srcRect/>
+                    <a:stretch>
+                      <a:fillRect/>
+                    </a:stretch>
+                  </pic:blipFill>
+                  <pic:spPr bwMode="auto">
+                    <a:xfrm>
+                      <a:off x="0" y="0"/>
+                      <a:ext cx="5486400" cy="3429000"/>
+                    </a:xfrm>
+                    <a:prstGeom prst="rect">
+                      <a:avLst/>
+                    </a:prstGeom>
+                  </pic:spPr>
+                </pic:pic>
+              </a:graphicData>
+            </a:graphic>
+          </wp:inline>
+        </w:drawing>
+      </w:r>
+    </w:p>
+    <w:p>
+      <w:pPr>
+        <w:spacing w:after="240"/>
+        <w:jc w:val="center"/>
+      </w:pPr>
+      <w:r>
+        <w:rPr>
+          <w:rFonts w:ascii="Georgia" w:cs="Georgia" w:eastAsia="Georgia" w:hAnsi="Georgia"/>
+          <w:i/>
+          <w:iCs/>
+          <w:color w:val="666666"/>
+          <w:sz w:val="19"/>
+          <w:szCs w:val="19"/>
+        </w:rPr>
+        <w:t xml:space="preserve">Launch or founding years for each pioneer and the second mover that overtook it. See Sources below.</w:t>
       </w:r>
     </w:p>
     <w:p>
@@ -142,6 +249,76 @@
           <w:szCs w:val="23"/>
         </w:rPr>
         <w:t xml:space="preserve">The practical takeaway is that neither position, first or second, guarantees success. What tends to matter more is execution: whether a company can turn the lessons of an earlier entrant, or the ground that entrant already broke, into a genuinely better product, and whether the market's dynamics (network effects, switching costs, patents) leave room for a later arrival to catch up at all.</w:t>
+      </w:r>
+    </w:p>
+    <w:p>
+      <w:pPr>
+        <w:pStyle w:val="Heading2"/>
+        <w:spacing w:after="140" w:before="260"/>
+      </w:pPr>
+      <w:r>
+        <w:rPr>
+          <w:rFonts w:ascii="Georgia" w:cs="Georgia" w:eastAsia="Georgia" w:hAnsi="Georgia"/>
+          <w:b/>
+          <w:bCs/>
+          <w:sz w:val="26"/>
+          <w:szCs w:val="26"/>
+        </w:rPr>
+        <w:t xml:space="preserve">Sources</w:t>
+      </w:r>
+    </w:p>
+    <w:p>
+      <w:pPr>
+        <w:pStyle w:val="ListParagraph"/>
+        <w:numPr>
+          <w:ilvl w:val="0"/>
+          <w:numId w:val="1"/>
+        </w:numPr>
+        <w:spacing w:after="100"/>
+      </w:pPr>
+      <w:r>
+        <w:rPr>
+          <w:rFonts w:ascii="Georgia" w:cs="Georgia" w:eastAsia="Georgia" w:hAnsi="Georgia"/>
+          <w:sz w:val="23"/>
+          <w:szCs w:val="23"/>
+        </w:rPr>
+        <w:t xml:space="preserve">AltaVista launch and Google's rise, including 2001 search share: Cybercultural, "Search Engines in 1998, Before Google Takes the Spotlight," and Wikipedia, "AltaVista"</w:t>
+      </w:r>
+    </w:p>
+    <w:p>
+      <w:pPr>
+        <w:pStyle w:val="ListParagraph"/>
+        <w:numPr>
+          <w:ilvl w:val="0"/>
+          <w:numId w:val="1"/>
+        </w:numPr>
+        <w:spacing w:after="100"/>
+      </w:pPr>
+      <w:r>
+        <w:rPr>
+          <w:rFonts w:ascii="Georgia" w:cs="Georgia" w:eastAsia="Georgia" w:hAnsi="Georgia"/>
+          <w:sz w:val="23"/>
+          <w:szCs w:val="23"/>
+        </w:rPr>
+        <w:t xml:space="preserve">Facebook overtaking Myspace in 2008-2009: PCWorld, "Facebook Overtakes MySpace in U.S."</w:t>
+      </w:r>
+    </w:p>
+    <w:p>
+      <w:pPr>
+        <w:pStyle w:val="ListParagraph"/>
+        <w:numPr>
+          <w:ilvl w:val="0"/>
+          <w:numId w:val="1"/>
+        </w:numPr>
+        <w:spacing w:after="100"/>
+      </w:pPr>
+      <w:r>
+        <w:rPr>
+          <w:rFonts w:ascii="Georgia" w:cs="Georgia" w:eastAsia="Georgia" w:hAnsi="Georgia"/>
+          <w:sz w:val="23"/>
+          <w:szCs w:val="23"/>
+        </w:rPr>
+        <w:t xml:space="preserve">IBM Simon (1994) and the iPhone's June 2007 launch: AppleInsider, "The story of the original iPhone, that nobody thought was possible," and SimpleTexting, "Smartphone history"</w:t>
       </w:r>
     </w:p>
     <w:p>

--- a/Articles/2026-09-28_Set_01/003_What_Is_a_Second_Mover_Advantage.docx
+++ b/Articles/2026-09-28_Set_01/003_What_Is_a_Second_Mover_Advantage.docx
@@ -248,6 +248,57 @@
           <w:sz w:val="23"/>
           <w:szCs w:val="23"/>
         </w:rPr>
+        <w:t xml:space="preserve">That same list, network effects, switching costs, patents, regulatory approvals, is close to what the Strategy Shares Monopoly ETF (</w:t>
+      </w:r>
+      <w:r>
+        <w:rPr>
+          <w:rFonts w:ascii="Georgia" w:cs="Georgia" w:eastAsia="Georgia" w:hAnsi="Georgia"/>
+          <w:b/>
+          <w:bCs/>
+          <w:sz w:val="23"/>
+          <w:szCs w:val="23"/>
+        </w:rPr>
+        <w:t xml:space="preserve">MPLY</w:t>
+      </w:r>
+      <w:r>
+        <w:rPr>
+          <w:rFonts w:ascii="Georgia" w:cs="Georgia" w:eastAsia="Georgia" w:hAnsi="Georgia"/>
+          <w:sz w:val="23"/>
+          <w:szCs w:val="23"/>
+        </w:rPr>
+        <w:t xml:space="preserve">) screens for when it evaluates whether a company's market position is durable rather than temporary. The fund's process is not concerned with who entered a market first; it is concerned with whether a company's current position would actually survive a well-executed challenger, which is the same question this section is really asking about any pioneer facing a second mover. Readers interested in how a fund weighs that kind of durability can review </w:t>
+      </w:r>
+      <w:hyperlink w:history="1" r:id="rIdmfvgcqsrx-3xhe3lz5rxk">
+        <w:r>
+          <w:rPr>
+            <w:rFonts w:ascii="Georgia" w:cs="Georgia" w:eastAsia="Georgia" w:hAnsi="Georgia"/>
+            <w:color w:val="1155CC"/>
+            <w:sz w:val="23"/>
+            <w:szCs w:val="23"/>
+            <w:u w:val="single"/>
+          </w:rPr>
+          <w:t xml:space="preserve">MPLY's investment approach</w:t>
+        </w:r>
+      </w:hyperlink>
+      <w:r>
+        <w:rPr>
+          <w:rFonts w:ascii="Georgia" w:cs="Georgia" w:eastAsia="Georgia" w:hAnsi="Georgia"/>
+          <w:sz w:val="23"/>
+          <w:szCs w:val="23"/>
+        </w:rPr>
+        <w:t xml:space="preserve"> on the fund's official page.</w:t>
+      </w:r>
+    </w:p>
+    <w:p>
+      <w:pPr>
+        <w:spacing w:after="200"/>
+      </w:pPr>
+      <w:r>
+        <w:rPr>
+          <w:rFonts w:ascii="Georgia" w:cs="Georgia" w:eastAsia="Georgia" w:hAnsi="Georgia"/>
+          <w:sz w:val="23"/>
+          <w:szCs w:val="23"/>
+        </w:rPr>
         <w:t xml:space="preserve">The practical takeaway is that neither position, first or second, guarantees success. What tends to matter more is execution: whether a company can turn the lessons of an earlier entrant, or the ground that entrant already broke, into a genuinely better product, and whether the market's dynamics (network effects, switching costs, patents) leave room for a later arrival to catch up at all.</w:t>
       </w:r>
     </w:p>

--- a/Articles/2026-09-28_Set_01/003_What_Is_a_Second_Mover_Advantage.docx
+++ b/Articles/2026-09-28_Set_01/003_What_Is_a_Second_Mover_Advantage.docx
@@ -268,7 +268,7 @@
         </w:rPr>
         <w:t xml:space="preserve">) screens for when it evaluates whether a company's market position is durable rather than temporary. The fund's process is not concerned with who entered a market first; it is concerned with whether a company's current position would actually survive a well-executed challenger, which is the same question this section is really asking about any pioneer facing a second mover. Readers interested in how a fund weighs that kind of durability can review </w:t>
       </w:r>
-      <w:hyperlink w:history="1" r:id="rIdmfvgcqsrx-3xhe3lz5rxk">
+      <w:hyperlink w:history="1" r:id="rIdmkfsjzkb4ytnpvlwij45e">
         <w:r>
           <w:rPr>
             <w:rFonts w:ascii="Georgia" w:cs="Georgia" w:eastAsia="Georgia" w:hAnsi="Georgia"/>
@@ -383,7 +383,7 @@
           <w:sz w:val="22"/>
           <w:szCs w:val="22"/>
         </w:rPr>
-        <w:t xml:space="preserve">#BusinessStrategy #CompetitiveAdvantage #Innovation</w:t>
+        <w:t xml:space="preserve">#SecondMoverAdvantage #BusinessStrategy #CompetitiveAdvantage #Innovation #MarketStrategy #Investing</w:t>
       </w:r>
     </w:p>
     <w:sectPr>

--- a/Articles/2026-09-28_Set_01/003_What_Is_a_Second_Mover_Advantage.docx
+++ b/Articles/2026-09-28_Set_01/003_What_Is_a_Second_Mover_Advantage.docx
@@ -268,7 +268,7 @@
         </w:rPr>
         <w:t xml:space="preserve">) screens for when it evaluates whether a company's market position is durable rather than temporary. The fund's process is not concerned with who entered a market first; it is concerned with whether a company's current position would actually survive a well-executed challenger, which is the same question this section is really asking about any pioneer facing a second mover. Readers interested in how a fund weighs that kind of durability can review </w:t>
       </w:r>
-      <w:hyperlink w:history="1" r:id="rIdmkfsjzkb4ytnpvlwij45e">
+      <w:hyperlink w:history="1" r:id="rIdmp95nhgf0ifdzs_h7pcxx">
         <w:r>
           <w:rPr>
             <w:rFonts w:ascii="Georgia" w:cs="Georgia" w:eastAsia="Georgia" w:hAnsi="Georgia"/>
@@ -327,14 +327,18 @@
         </w:numPr>
         <w:spacing w:after="100"/>
       </w:pPr>
-      <w:r>
-        <w:rPr>
-          <w:rFonts w:ascii="Georgia" w:cs="Georgia" w:eastAsia="Georgia" w:hAnsi="Georgia"/>
-          <w:sz w:val="23"/>
-          <w:szCs w:val="23"/>
-        </w:rPr>
-        <w:t xml:space="preserve">AltaVista launch and Google's rise, including 2001 search share: Cybercultural, "Search Engines in 1998, Before Google Takes the Spotlight," and Wikipedia, "AltaVista"</w:t>
-      </w:r>
+      <w:hyperlink w:history="1" r:id="rId7kqcoitsc_njspud68qi0">
+        <w:r>
+          <w:rPr>
+            <w:rFonts w:ascii="Georgia" w:cs="Georgia" w:eastAsia="Georgia" w:hAnsi="Georgia"/>
+            <w:color w:val="1155CC"/>
+            <w:sz w:val="23"/>
+            <w:szCs w:val="23"/>
+            <w:u w:val="single"/>
+          </w:rPr>
+          <w:t xml:space="preserve">Cybercultural, "Search Engines in 1998, Before Google Takes the Spotlight" (AltaVista launch, Google's rise)</w:t>
+        </w:r>
+      </w:hyperlink>
     </w:p>
     <w:p>
       <w:pPr>
@@ -345,14 +349,18 @@
         </w:numPr>
         <w:spacing w:after="100"/>
       </w:pPr>
-      <w:r>
-        <w:rPr>
-          <w:rFonts w:ascii="Georgia" w:cs="Georgia" w:eastAsia="Georgia" w:hAnsi="Georgia"/>
-          <w:sz w:val="23"/>
-          <w:szCs w:val="23"/>
-        </w:rPr>
-        <w:t xml:space="preserve">Facebook overtaking Myspace in 2008-2009: PCWorld, "Facebook Overtakes MySpace in U.S."</w:t>
-      </w:r>
+      <w:hyperlink w:history="1" r:id="rIdiqmz7thkkrfm-kusvjmmv">
+        <w:r>
+          <w:rPr>
+            <w:rFonts w:ascii="Georgia" w:cs="Georgia" w:eastAsia="Georgia" w:hAnsi="Georgia"/>
+            <w:color w:val="1155CC"/>
+            <w:sz w:val="23"/>
+            <w:szCs w:val="23"/>
+            <w:u w:val="single"/>
+          </w:rPr>
+          <w:t xml:space="preserve">Wikipedia, "AltaVista" (founding date, 2001 search share, acquisition and shutdown)</w:t>
+        </w:r>
+      </w:hyperlink>
     </w:p>
     <w:p>
       <w:pPr>
@@ -363,14 +371,62 @@
         </w:numPr>
         <w:spacing w:after="100"/>
       </w:pPr>
-      <w:r>
-        <w:rPr>
-          <w:rFonts w:ascii="Georgia" w:cs="Georgia" w:eastAsia="Georgia" w:hAnsi="Georgia"/>
-          <w:sz w:val="23"/>
-          <w:szCs w:val="23"/>
-        </w:rPr>
-        <w:t xml:space="preserve">IBM Simon (1994) and the iPhone's June 2007 launch: AppleInsider, "The story of the original iPhone, that nobody thought was possible," and SimpleTexting, "Smartphone history"</w:t>
-      </w:r>
+      <w:hyperlink w:history="1" r:id="rIduqerfv1l8y_v7qx3pwmuo">
+        <w:r>
+          <w:rPr>
+            <w:rFonts w:ascii="Georgia" w:cs="Georgia" w:eastAsia="Georgia" w:hAnsi="Georgia"/>
+            <w:color w:val="1155CC"/>
+            <w:sz w:val="23"/>
+            <w:szCs w:val="23"/>
+            <w:u w:val="single"/>
+          </w:rPr>
+          <w:t xml:space="preserve">PCWorld, "Facebook Overtakes MySpace in U.S."</w:t>
+        </w:r>
+      </w:hyperlink>
+    </w:p>
+    <w:p>
+      <w:pPr>
+        <w:pStyle w:val="ListParagraph"/>
+        <w:numPr>
+          <w:ilvl w:val="0"/>
+          <w:numId w:val="1"/>
+        </w:numPr>
+        <w:spacing w:after="100"/>
+      </w:pPr>
+      <w:hyperlink w:history="1" r:id="rIdn6giluv3mawihnntaials">
+        <w:r>
+          <w:rPr>
+            <w:rFonts w:ascii="Georgia" w:cs="Georgia" w:eastAsia="Georgia" w:hAnsi="Georgia"/>
+            <w:color w:val="1155CC"/>
+            <w:sz w:val="23"/>
+            <w:szCs w:val="23"/>
+            <w:u w:val="single"/>
+          </w:rPr>
+          <w:t xml:space="preserve">AppleInsider, "The story of the original iPhone, that nobody thought was possible" (iPhone's June 2007 launch)</w:t>
+        </w:r>
+      </w:hyperlink>
+    </w:p>
+    <w:p>
+      <w:pPr>
+        <w:pStyle w:val="ListParagraph"/>
+        <w:numPr>
+          <w:ilvl w:val="0"/>
+          <w:numId w:val="1"/>
+        </w:numPr>
+        <w:spacing w:after="100"/>
+      </w:pPr>
+      <w:hyperlink w:history="1" r:id="rIdeh_ep2h0xn8ymlcr1epq_">
+        <w:r>
+          <w:rPr>
+            <w:rFonts w:ascii="Georgia" w:cs="Georgia" w:eastAsia="Georgia" w:hAnsi="Georgia"/>
+            <w:color w:val="1155CC"/>
+            <w:sz w:val="23"/>
+            <w:szCs w:val="23"/>
+            <w:u w:val="single"/>
+          </w:rPr>
+          <w:t xml:space="preserve">SimpleTexting, "Smartphone history" (IBM Simon, 1994)</w:t>
+        </w:r>
+      </w:hyperlink>
     </w:p>
     <w:p>
       <w:pPr>

--- a/Articles/2026-09-28_Set_01/003_What_Is_a_Second_Mover_Advantage.docx
+++ b/Articles/2026-09-28_Set_01/003_What_Is_a_Second_Mover_Advantage.docx
@@ -268,7 +268,7 @@
         </w:rPr>
         <w:t xml:space="preserve">) screens for when it evaluates whether a company's market position is durable rather than temporary. The fund's process is not concerned with who entered a market first; it is concerned with whether a company's current position would actually survive a well-executed challenger, which is the same question this section is really asking about any pioneer facing a second mover. Readers interested in how a fund weighs that kind of durability can review </w:t>
       </w:r>
-      <w:hyperlink w:history="1" r:id="rIdmp95nhgf0ifdzs_h7pcxx">
+      <w:hyperlink w:history="1" r:id="rIdvi_9vkopc4rjiycnsvukx">
         <w:r>
           <w:rPr>
             <w:rFonts w:ascii="Georgia" w:cs="Georgia" w:eastAsia="Georgia" w:hAnsi="Georgia"/>
@@ -327,7 +327,7 @@
         </w:numPr>
         <w:spacing w:after="100"/>
       </w:pPr>
-      <w:hyperlink w:history="1" r:id="rId7kqcoitsc_njspud68qi0">
+      <w:hyperlink w:history="1" r:id="rIdomgvrlfkoyv-mb8kpkfko">
         <w:r>
           <w:rPr>
             <w:rFonts w:ascii="Georgia" w:cs="Georgia" w:eastAsia="Georgia" w:hAnsi="Georgia"/>
@@ -349,7 +349,7 @@
         </w:numPr>
         <w:spacing w:after="100"/>
       </w:pPr>
-      <w:hyperlink w:history="1" r:id="rIdiqmz7thkkrfm-kusvjmmv">
+      <w:hyperlink w:history="1" r:id="rId738efu0pr08z6ya1hsmwb">
         <w:r>
           <w:rPr>
             <w:rFonts w:ascii="Georgia" w:cs="Georgia" w:eastAsia="Georgia" w:hAnsi="Georgia"/>
@@ -371,7 +371,7 @@
         </w:numPr>
         <w:spacing w:after="100"/>
       </w:pPr>
-      <w:hyperlink w:history="1" r:id="rIduqerfv1l8y_v7qx3pwmuo">
+      <w:hyperlink w:history="1" r:id="rIdfta_lfithsrgdxxex8qf1">
         <w:r>
           <w:rPr>
             <w:rFonts w:ascii="Georgia" w:cs="Georgia" w:eastAsia="Georgia" w:hAnsi="Georgia"/>
@@ -393,7 +393,7 @@
         </w:numPr>
         <w:spacing w:after="100"/>
       </w:pPr>
-      <w:hyperlink w:history="1" r:id="rIdn6giluv3mawihnntaials">
+      <w:hyperlink w:history="1" r:id="rId_dzusg9pyrh4psvafwybu">
         <w:r>
           <w:rPr>
             <w:rFonts w:ascii="Georgia" w:cs="Georgia" w:eastAsia="Georgia" w:hAnsi="Georgia"/>
@@ -415,7 +415,7 @@
         </w:numPr>
         <w:spacing w:after="100"/>
       </w:pPr>
-      <w:hyperlink w:history="1" r:id="rIdeh_ep2h0xn8ymlcr1epq_">
+      <w:hyperlink w:history="1" r:id="rIdap3swowd4nlx_jt-prazl">
         <w:r>
           <w:rPr>
             <w:rFonts w:ascii="Georgia" w:cs="Georgia" w:eastAsia="Georgia" w:hAnsi="Georgia"/>
